--- a/docs/Daftar_Pertanyaan_SME_Komprehensif_Semua_Modul.docx
+++ b/docs/Daftar_Pertanyaan_SME_Komprehensif_Semua_Modul.docx
@@ -324,6 +324,20 @@
       </w:r>
     </w:p>
     <w:p>
+      <w:pPr>
+        <w:pStyle w:val="ListBullet"/>
+      </w:pPr>
+      <w:r>
+        <w:rPr>
+          <w:b/>
+        </w:rPr>
+        <w:t xml:space="preserve">Catatan: </w:t>
+      </w:r>
+      <w:r>
+        <w:t>Dokumen ini TIDAK mengulang ~40 pertanyaan pada "Daftar Pertanyaan Key User – Laporan Keuangan" sebelumnya (area A–Q seputar Owners Statement) yang sudah dijawab — mis. frekuensi laporan bulanan, mata uang IDR, tidak ada rekening trust terpisah, remittance proporsional kepemilikan, struktur kode akun, budget disusun Property Manager dgn approval 3 level, PPN 11%/PPh 10%, deposit sebagai titipan. Beberapa pertanyaan di bawah adalah tindak lanjut (follow-up) dari jawaban tersebut.</w:t>
+      </w:r>
+    </w:p>
+    <w:p>
       <w:r>
         <w:br w:type="page"/>
       </w:r>
@@ -524,7 +538,7 @@
                 <w:b w:val="0"/>
                 <w:sz w:val="17"/>
               </w:rPr>
-              <w:t>Berapa jumlah properti/gedung, unit, dan tenant aktif saat ini (perkiraan)?</w:t>
+              <w:t>Apakah pengelolaan atas nama pemilik pihak ketiga (managed property) atau milik sendiri, atau campuran?</w:t>
             </w:r>
           </w:p>
         </w:tc>
@@ -540,7 +554,7 @@
                 <w:color w:val="555555"/>
                 <w:sz w:val="16"/>
               </w:rPr>
-              <w:t>Menentukan skala data, kebutuhan performa &amp; migrasi.</w:t>
+              <w:t>Menentukan perlunya Trust Accounting &amp; Owners Statement.</w:t>
             </w:r>
           </w:p>
         </w:tc>
@@ -586,7 +600,7 @@
                 <w:b w:val="0"/>
                 <w:sz w:val="17"/>
               </w:rPr>
-              <w:t>Apakah pengelolaan atas nama pemilik pihak ketiga (managed property) atau milik sendiri, atau campuran?</w:t>
+              <w:t>Berapa entitas legal/PT yang terlibat? Apakah perlu multi-company di Odoo?</w:t>
             </w:r>
           </w:p>
         </w:tc>
@@ -602,7 +616,7 @@
                 <w:color w:val="555555"/>
                 <w:sz w:val="16"/>
               </w:rPr>
-              <w:t>Menentukan perlunya Trust Accounting &amp; Owners Statement.</w:t>
+              <w:t>Menentukan struktur multi-company &amp; konsolidasi.</w:t>
             </w:r>
           </w:p>
         </w:tc>
@@ -648,7 +662,7 @@
                 <w:b w:val="0"/>
                 <w:sz w:val="17"/>
               </w:rPr>
-              <w:t>Berapa entitas legal/PT yang terlibat? Apakah perlu multi-company di Odoo?</w:t>
+              <w:t>Siapa saja peran pengguna sistem (operasional, accounting, manajemen, pemilik, tenant) dan tanggung jawabnya?</w:t>
             </w:r>
           </w:p>
         </w:tc>
@@ -664,7 +678,7 @@
                 <w:color w:val="555555"/>
                 <w:sz w:val="16"/>
               </w:rPr>
-              <w:t>Menentukan struktur multi-company &amp; konsolidasi.</w:t>
+              <w:t>Menentukan hak akses (security groups) &amp; portal.</w:t>
             </w:r>
           </w:p>
         </w:tc>
@@ -710,7 +724,7 @@
                 <w:b w:val="0"/>
                 <w:sz w:val="17"/>
               </w:rPr>
-              <w:t>Mata uang operasional &amp; pelaporan? Ada transaksi/valuta asing?</w:t>
+              <w:t>Sistem apa yang dipakai saat ini (IFCA/Excel/lainnya)? Fitur mana yang wajib disamai/ditingkatkan?</w:t>
             </w:r>
           </w:p>
         </w:tc>
@@ -726,131 +740,7 @@
                 <w:color w:val="555555"/>
                 <w:sz w:val="16"/>
               </w:rPr>
-              <w:t>Menentukan multi-currency &amp; kurs.</w:t>
-            </w:r>
-          </w:p>
-        </w:tc>
-        <w:tc>
-          <w:tcPr>
-            <w:tcW w:type="dxa" w:w="4464"/>
-          </w:tcPr>
-          <w:p>
-            <w:r/>
-            <w:r>
-              <w:rPr>
-                <w:b w:val="0"/>
-                <w:sz w:val="17"/>
-              </w:rPr>
-            </w:r>
-          </w:p>
-        </w:tc>
-      </w:tr>
-      <w:tr>
-        <w:tc>
-          <w:tcPr>
-            <w:tcW w:type="dxa" w:w="576"/>
-          </w:tcPr>
-          <w:p>
-            <w:r/>
-            <w:r>
-              <w:rPr>
-                <w:b w:val="0"/>
-                <w:sz w:val="17"/>
-              </w:rPr>
-              <w:t>6</w:t>
-            </w:r>
-          </w:p>
-        </w:tc>
-        <w:tc>
-          <w:tcPr>
-            <w:tcW w:type="dxa" w:w="5328"/>
-          </w:tcPr>
-          <w:p>
-            <w:r/>
-            <w:r>
-              <w:rPr>
-                <w:b w:val="0"/>
-                <w:sz w:val="17"/>
-              </w:rPr>
-              <w:t>Siapa saja peran pengguna sistem (operasional, accounting, manajemen, pemilik, tenant) dan tanggung jawabnya?</w:t>
-            </w:r>
-          </w:p>
-        </w:tc>
-        <w:tc>
-          <w:tcPr>
-            <w:tcW w:type="dxa" w:w="4176"/>
-          </w:tcPr>
-          <w:p>
-            <w:r/>
-            <w:r>
-              <w:rPr>
-                <w:b w:val="0"/>
-                <w:color w:val="555555"/>
-                <w:sz w:val="16"/>
-              </w:rPr>
-              <w:t>Menentukan hak akses (security groups) &amp; portal.</w:t>
-            </w:r>
-          </w:p>
-        </w:tc>
-        <w:tc>
-          <w:tcPr>
-            <w:tcW w:type="dxa" w:w="4464"/>
-          </w:tcPr>
-          <w:p>
-            <w:r/>
-            <w:r>
-              <w:rPr>
-                <w:b w:val="0"/>
-                <w:sz w:val="17"/>
-              </w:rPr>
-            </w:r>
-          </w:p>
-        </w:tc>
-      </w:tr>
-      <w:tr>
-        <w:tc>
-          <w:tcPr>
-            <w:tcW w:type="dxa" w:w="576"/>
-          </w:tcPr>
-          <w:p>
-            <w:r/>
-            <w:r>
-              <w:rPr>
-                <w:b w:val="0"/>
-                <w:sz w:val="17"/>
-              </w:rPr>
-              <w:t>7</w:t>
-            </w:r>
-          </w:p>
-        </w:tc>
-        <w:tc>
-          <w:tcPr>
-            <w:tcW w:type="dxa" w:w="5328"/>
-          </w:tcPr>
-          <w:p>
-            <w:r/>
-            <w:r>
-              <w:rPr>
-                <w:b w:val="0"/>
-                <w:sz w:val="17"/>
-              </w:rPr>
-              <w:t>Sistem apa yang dipakai saat ini (IFCA/Excel/lainnya) dan data apa yang akan dimigrasi?</w:t>
-            </w:r>
-          </w:p>
-        </w:tc>
-        <w:tc>
-          <w:tcPr>
-            <w:tcW w:type="dxa" w:w="4176"/>
-          </w:tcPr>
-          <w:p>
-            <w:r/>
-            <w:r>
-              <w:rPr>
-                <w:b w:val="0"/>
-                <w:color w:val="555555"/>
-                <w:sz w:val="16"/>
-              </w:rPr>
-              <w:t>Menentukan cakupan migrasi &amp; mapping data.</w:t>
+              <w:t>Menentukan cakupan migrasi &amp; gap fungsional.</w:t>
             </w:r>
           </w:p>
         </w:tc>
@@ -978,7 +868,7 @@
                 <w:b w:val="0"/>
                 <w:sz w:val="17"/>
               </w:rPr>
-              <w:t>8</w:t>
+              <w:t>6</w:t>
             </w:r>
           </w:p>
         </w:tc>
@@ -1040,7 +930,7 @@
                 <w:b w:val="0"/>
                 <w:sz w:val="17"/>
               </w:rPr>
-              <w:t>9</w:t>
+              <w:t>7</w:t>
             </w:r>
           </w:p>
         </w:tc>
@@ -1102,7 +992,7 @@
                 <w:b w:val="0"/>
                 <w:sz w:val="17"/>
               </w:rPr>
-              <w:t>10</w:t>
+              <w:t>8</w:t>
             </w:r>
           </w:p>
         </w:tc>
@@ -1117,7 +1007,7 @@
                 <w:b w:val="0"/>
                 <w:sz w:val="17"/>
               </w:rPr>
-              <w:t>Apakah satu properti dapat dimiliki beberapa pemilik (multi-owner)? Bagaimana persentase kepemilikan ditentukan?</w:t>
+              <w:t>Data pemilik yang perlu dicatat (nama, NPWP, rekening bank, kontak, porsi, tanggal efektif)?</w:t>
             </w:r>
           </w:p>
         </w:tc>
@@ -1133,7 +1023,7 @@
                 <w:color w:val="555555"/>
                 <w:sz w:val="16"/>
               </w:rPr>
-              <w:t>Menentukan property.ownership.line &amp; split remittance.</w:t>
+              <w:t>Menentukan master owner &amp; data remittance.</w:t>
             </w:r>
           </w:p>
         </w:tc>
@@ -1164,7 +1054,7 @@
                 <w:b w:val="0"/>
                 <w:sz w:val="17"/>
               </w:rPr>
-              <w:t>11</w:t>
+              <w:t>9</w:t>
             </w:r>
           </w:p>
         </w:tc>
@@ -1179,7 +1069,7 @@
                 <w:b w:val="0"/>
                 <w:sz w:val="17"/>
               </w:rPr>
-              <w:t>Data pemilik yang perlu dicatat (nama, NPWP, rekening bank, kontak, porsi, tanggal efektif)?</w:t>
+              <w:t>Untuk perubahan kepemilikan di tengah periode (sudah dikonfirmasi "bisa terjadi"): bagaimana pembagian hasil di bulan transisi dihitung — pro-rata harian, atau efektif awal bulan berikutnya?</w:t>
             </w:r>
           </w:p>
         </w:tc>
@@ -1195,131 +1085,7 @@
                 <w:color w:val="555555"/>
                 <w:sz w:val="16"/>
               </w:rPr>
-              <w:t>Menentukan master owner &amp; data remittance.</w:t>
-            </w:r>
-          </w:p>
-        </w:tc>
-        <w:tc>
-          <w:tcPr>
-            <w:tcW w:type="dxa" w:w="4464"/>
-          </w:tcPr>
-          <w:p>
-            <w:r/>
-            <w:r>
-              <w:rPr>
-                <w:b w:val="0"/>
-                <w:sz w:val="17"/>
-              </w:rPr>
-            </w:r>
-          </w:p>
-        </w:tc>
-      </w:tr>
-      <w:tr>
-        <w:tc>
-          <w:tcPr>
-            <w:tcW w:type="dxa" w:w="576"/>
-          </w:tcPr>
-          <w:p>
-            <w:r/>
-            <w:r>
-              <w:rPr>
-                <w:b w:val="0"/>
-                <w:sz w:val="17"/>
-              </w:rPr>
-              <w:t>12</w:t>
-            </w:r>
-          </w:p>
-        </w:tc>
-        <w:tc>
-          <w:tcPr>
-            <w:tcW w:type="dxa" w:w="5328"/>
-          </w:tcPr>
-          <w:p>
-            <w:r/>
-            <w:r>
-              <w:rPr>
-                <w:b w:val="0"/>
-                <w:sz w:val="17"/>
-              </w:rPr>
-              <w:t>Apakah kepemilikan bisa berubah di tengah periode? Bagaimana perlakuan pro-rata?</w:t>
-            </w:r>
-          </w:p>
-        </w:tc>
-        <w:tc>
-          <w:tcPr>
-            <w:tcW w:type="dxa" w:w="4176"/>
-          </w:tcPr>
-          <w:p>
-            <w:r/>
-            <w:r>
-              <w:rPr>
-                <w:b w:val="0"/>
-                <w:color w:val="555555"/>
-                <w:sz w:val="16"/>
-              </w:rPr>
-              <w:t>Menentukan histori kepemilikan &amp; dampak ke statement.</w:t>
-            </w:r>
-          </w:p>
-        </w:tc>
-        <w:tc>
-          <w:tcPr>
-            <w:tcW w:type="dxa" w:w="4464"/>
-          </w:tcPr>
-          <w:p>
-            <w:r/>
-            <w:r>
-              <w:rPr>
-                <w:b w:val="0"/>
-                <w:sz w:val="17"/>
-              </w:rPr>
-            </w:r>
-          </w:p>
-        </w:tc>
-      </w:tr>
-      <w:tr>
-        <w:tc>
-          <w:tcPr>
-            <w:tcW w:type="dxa" w:w="576"/>
-          </w:tcPr>
-          <w:p>
-            <w:r/>
-            <w:r>
-              <w:rPr>
-                <w:b w:val="0"/>
-                <w:sz w:val="17"/>
-              </w:rPr>
-              <w:t>13</w:t>
-            </w:r>
-          </w:p>
-        </w:tc>
-        <w:tc>
-          <w:tcPr>
-            <w:tcW w:type="dxa" w:w="5328"/>
-          </w:tcPr>
-          <w:p>
-            <w:r/>
-            <w:r>
-              <w:rPr>
-                <w:b w:val="0"/>
-                <w:sz w:val="17"/>
-              </w:rPr>
-              <w:t>Siapa Property Manager per properti dan apakah tampil di Owners Statement?</w:t>
-            </w:r>
-          </w:p>
-        </w:tc>
-        <w:tc>
-          <w:tcPr>
-            <w:tcW w:type="dxa" w:w="4176"/>
-          </w:tcPr>
-          <w:p>
-            <w:r/>
-            <w:r>
-              <w:rPr>
-                <w:b w:val="0"/>
-                <w:color w:val="555555"/>
-                <w:sz w:val="16"/>
-              </w:rPr>
-              <w:t>Menentukan atribut manajer pada laporan.</w:t>
+              <w:t>Menentukan aturan pro-rata teknis pada remittance &amp; statement.</w:t>
             </w:r>
           </w:p>
         </w:tc>
@@ -1447,7 +1213,7 @@
                 <w:b w:val="0"/>
                 <w:sz w:val="17"/>
               </w:rPr>
-              <w:t>14</w:t>
+              <w:t>10</w:t>
             </w:r>
           </w:p>
         </w:tc>
@@ -1509,7 +1275,7 @@
                 <w:b w:val="0"/>
                 <w:sz w:val="17"/>
               </w:rPr>
-              <w:t>15</w:t>
+              <w:t>11</w:t>
             </w:r>
           </w:p>
         </w:tc>
@@ -1571,7 +1337,7 @@
                 <w:b w:val="0"/>
                 <w:sz w:val="17"/>
               </w:rPr>
-              <w:t>16</w:t>
+              <w:t>12</w:t>
             </w:r>
           </w:p>
         </w:tc>
@@ -1633,7 +1399,7 @@
                 <w:b w:val="0"/>
                 <w:sz w:val="17"/>
               </w:rPr>
-              <w:t>17</w:t>
+              <w:t>13</w:t>
             </w:r>
           </w:p>
         </w:tc>
@@ -1695,7 +1461,7 @@
                 <w:b w:val="0"/>
                 <w:sz w:val="17"/>
               </w:rPr>
-              <w:t>18</w:t>
+              <w:t>14</w:t>
             </w:r>
           </w:p>
         </w:tc>
@@ -1757,7 +1523,7 @@
                 <w:b w:val="0"/>
                 <w:sz w:val="17"/>
               </w:rPr>
-              <w:t>19</w:t>
+              <w:t>15</w:t>
             </w:r>
           </w:p>
         </w:tc>
@@ -1819,7 +1585,7 @@
                 <w:b w:val="0"/>
                 <w:sz w:val="17"/>
               </w:rPr>
-              <w:t>20</w:t>
+              <w:t>16</w:t>
             </w:r>
           </w:p>
         </w:tc>
@@ -1978,7 +1744,7 @@
                 <w:b w:val="0"/>
                 <w:sz w:val="17"/>
               </w:rPr>
-              <w:t>21</w:t>
+              <w:t>17</w:t>
             </w:r>
           </w:p>
         </w:tc>
@@ -2040,7 +1806,7 @@
                 <w:b w:val="0"/>
                 <w:sz w:val="17"/>
               </w:rPr>
-              <w:t>22</w:t>
+              <w:t>18</w:t>
             </w:r>
           </w:p>
         </w:tc>
@@ -2102,7 +1868,7 @@
                 <w:b w:val="0"/>
                 <w:sz w:val="17"/>
               </w:rPr>
-              <w:t>23</w:t>
+              <w:t>19</w:t>
             </w:r>
           </w:p>
         </w:tc>
@@ -2164,7 +1930,7 @@
                 <w:b w:val="0"/>
                 <w:sz w:val="17"/>
               </w:rPr>
-              <w:t>24</w:t>
+              <w:t>20</w:t>
             </w:r>
           </w:p>
         </w:tc>
@@ -2340,7 +2106,7 @@
                 <w:b w:val="0"/>
                 <w:sz w:val="17"/>
               </w:rPr>
-              <w:t>25</w:t>
+              <w:t>21</w:t>
             </w:r>
           </w:p>
         </w:tc>
@@ -2355,7 +2121,7 @@
                 <w:b w:val="0"/>
                 <w:sz w:val="17"/>
               </w:rPr>
-              <w:t>Apakah laporan harus persis format CBRE/MRI (PDF acuan) atau boleh layout Odoo yang setara isinya?</w:t>
+              <w:t>Sembilan section (Performance Summary, I&amp;E, Receipts &amp; Payments, Tenant Balances, Aged Arrears, Payment Details, Trial Balance, Balance Sheet, GST) — semuanya diperlukan? Ada tambahan?</w:t>
             </w:r>
           </w:p>
         </w:tc>
@@ -2371,7 +2137,7 @@
                 <w:color w:val="555555"/>
                 <w:sz w:val="16"/>
               </w:rPr>
-              <w:t>Menentukan effort layout QWeb/XLSX.</w:t>
+              <w:t>Menentukan cakupan report suite.</w:t>
             </w:r>
           </w:p>
         </w:tc>
@@ -2402,7 +2168,7 @@
                 <w:b w:val="0"/>
                 <w:sz w:val="17"/>
               </w:rPr>
-              <w:t>26</w:t>
+              <w:t>22</w:t>
             </w:r>
           </w:p>
         </w:tc>
@@ -2417,7 +2183,7 @@
                 <w:b w:val="0"/>
                 <w:sz w:val="17"/>
               </w:rPr>
-              <w:t>Frekuensi &amp; tanggal terbit Owners Statement (bulanan/kuartalan)? Butuh kolom Period vs YTD?</w:t>
+              <w:t>Perlu narasi/ringkasan eksekutif (catatan manajemen) selain angka pada tiap statement?</w:t>
             </w:r>
           </w:p>
         </w:tc>
@@ -2433,7 +2199,7 @@
                 <w:color w:val="555555"/>
                 <w:sz w:val="16"/>
               </w:rPr>
-              <w:t>Menentukan logika periode &amp; kolom.</w:t>
+              <w:t>Menentukan kebutuhan free-text section pada laporan.</w:t>
             </w:r>
           </w:p>
         </w:tc>
@@ -2464,7 +2230,7 @@
                 <w:b w:val="0"/>
                 <w:sz w:val="17"/>
               </w:rPr>
-              <w:t>27</w:t>
+              <w:t>23</w:t>
             </w:r>
           </w:p>
         </w:tc>
@@ -2479,7 +2245,7 @@
                 <w:b w:val="0"/>
                 <w:sz w:val="17"/>
               </w:rPr>
-              <w:t>Laporan diterbitkan per satu properti, per pemilik, atau per portofolio?</w:t>
+              <w:t>Untuk statement konsolidasi lintas properti milik satu owner (sudah dikonfirmasi wajib): apakah tetap menampilkan rincian per properti, atau hanya total gabungan?</w:t>
             </w:r>
           </w:p>
         </w:tc>
@@ -2495,193 +2261,7 @@
                 <w:color w:val="555555"/>
                 <w:sz w:val="16"/>
               </w:rPr>
-              <w:t>Menentukan filter &amp; grouping.</w:t>
-            </w:r>
-          </w:p>
-        </w:tc>
-        <w:tc>
-          <w:tcPr>
-            <w:tcW w:type="dxa" w:w="4464"/>
-          </w:tcPr>
-          <w:p>
-            <w:r/>
-            <w:r>
-              <w:rPr>
-                <w:b w:val="0"/>
-                <w:sz w:val="17"/>
-              </w:rPr>
-            </w:r>
-          </w:p>
-        </w:tc>
-      </w:tr>
-      <w:tr>
-        <w:tc>
-          <w:tcPr>
-            <w:tcW w:type="dxa" w:w="576"/>
-          </w:tcPr>
-          <w:p>
-            <w:r/>
-            <w:r>
-              <w:rPr>
-                <w:b w:val="0"/>
-                <w:sz w:val="17"/>
-              </w:rPr>
-              <w:t>28</w:t>
-            </w:r>
-          </w:p>
-        </w:tc>
-        <w:tc>
-          <w:tcPr>
-            <w:tcW w:type="dxa" w:w="5328"/>
-          </w:tcPr>
-          <w:p>
-            <w:r/>
-            <w:r>
-              <w:rPr>
-                <w:b w:val="0"/>
-                <w:sz w:val="17"/>
-              </w:rPr>
-              <w:t>Bahasa &amp; format angka/tanggal laporan (ribuan, desimal, dd/mm/yyyy)?</w:t>
-            </w:r>
-          </w:p>
-        </w:tc>
-        <w:tc>
-          <w:tcPr>
-            <w:tcW w:type="dxa" w:w="4176"/>
-          </w:tcPr>
-          <w:p>
-            <w:r/>
-            <w:r>
-              <w:rPr>
-                <w:b w:val="0"/>
-                <w:color w:val="555555"/>
-                <w:sz w:val="16"/>
-              </w:rPr>
-              <w:t>Menentukan i18n &amp; formatting.</w:t>
-            </w:r>
-          </w:p>
-        </w:tc>
-        <w:tc>
-          <w:tcPr>
-            <w:tcW w:type="dxa" w:w="4464"/>
-          </w:tcPr>
-          <w:p>
-            <w:r/>
-            <w:r>
-              <w:rPr>
-                <w:b w:val="0"/>
-                <w:sz w:val="17"/>
-              </w:rPr>
-            </w:r>
-          </w:p>
-        </w:tc>
-      </w:tr>
-      <w:tr>
-        <w:tc>
-          <w:tcPr>
-            <w:tcW w:type="dxa" w:w="576"/>
-          </w:tcPr>
-          <w:p>
-            <w:r/>
-            <w:r>
-              <w:rPr>
-                <w:b w:val="0"/>
-                <w:sz w:val="17"/>
-              </w:rPr>
-              <w:t>29</w:t>
-            </w:r>
-          </w:p>
-        </w:tc>
-        <w:tc>
-          <w:tcPr>
-            <w:tcW w:type="dxa" w:w="5328"/>
-          </w:tcPr>
-          <w:p>
-            <w:r/>
-            <w:r>
-              <w:rPr>
-                <w:b w:val="0"/>
-                <w:sz w:val="17"/>
-              </w:rPr>
-              <w:t>Sembilan section (Performance Summary, I&amp;E, Receipts &amp; Payments, Tenant Balances, Aged Arrears, Payment Details, Trial Balance, Balance Sheet, GST) — semuanya diperlukan? Ada tambahan?</w:t>
-            </w:r>
-          </w:p>
-        </w:tc>
-        <w:tc>
-          <w:tcPr>
-            <w:tcW w:type="dxa" w:w="4176"/>
-          </w:tcPr>
-          <w:p>
-            <w:r/>
-            <w:r>
-              <w:rPr>
-                <w:b w:val="0"/>
-                <w:color w:val="555555"/>
-                <w:sz w:val="16"/>
-              </w:rPr>
-              <w:t>Menentukan cakupan report suite.</w:t>
-            </w:r>
-          </w:p>
-        </w:tc>
-        <w:tc>
-          <w:tcPr>
-            <w:tcW w:type="dxa" w:w="4464"/>
-          </w:tcPr>
-          <w:p>
-            <w:r/>
-            <w:r>
-              <w:rPr>
-                <w:b w:val="0"/>
-                <w:sz w:val="17"/>
-              </w:rPr>
-            </w:r>
-          </w:p>
-        </w:tc>
-      </w:tr>
-      <w:tr>
-        <w:tc>
-          <w:tcPr>
-            <w:tcW w:type="dxa" w:w="576"/>
-          </w:tcPr>
-          <w:p>
-            <w:r/>
-            <w:r>
-              <w:rPr>
-                <w:b w:val="0"/>
-                <w:sz w:val="17"/>
-              </w:rPr>
-              <w:t>30</w:t>
-            </w:r>
-          </w:p>
-        </w:tc>
-        <w:tc>
-          <w:tcPr>
-            <w:tcW w:type="dxa" w:w="5328"/>
-          </w:tcPr>
-          <w:p>
-            <w:r/>
-            <w:r>
-              <w:rPr>
-                <w:b w:val="0"/>
-                <w:sz w:val="17"/>
-              </w:rPr>
-              <w:t>Siapa penerima laporan &amp; lewat apa (portal owner, email PDF, cetak)?</w:t>
-            </w:r>
-          </w:p>
-        </w:tc>
-        <w:tc>
-          <w:tcPr>
-            <w:tcW w:type="dxa" w:w="4176"/>
-          </w:tcPr>
-          <w:p>
-            <w:r/>
-            <w:r>
-              <w:rPr>
-                <w:b w:val="0"/>
-                <w:color w:val="555555"/>
-                <w:sz w:val="16"/>
-              </w:rPr>
-              <w:t>Menentukan distribusi &amp; Owner Portal.</w:t>
+              <w:t>Menentukan struktur laporan konsolidasi.</w:t>
             </w:r>
           </w:p>
         </w:tc>
@@ -2809,7 +2389,7 @@
                 <w:b w:val="0"/>
                 <w:sz w:val="17"/>
               </w:rPr>
-              <w:t>31</w:t>
+              <w:t>24</w:t>
             </w:r>
           </w:p>
         </w:tc>
@@ -2824,7 +2404,7 @@
                 <w:b w:val="0"/>
                 <w:sz w:val="17"/>
               </w:rPr>
-              <w:t>Apakah sudah ada CoA standar? Perlu pemetaan ke kode/section MR-style (Income, Recoverable, Non-recoverable, Capital)?</w:t>
+              <w:t>Perlu sub-group/hierarki dalam section (mis. Utilities → Listrik, Air)?</w:t>
             </w:r>
           </w:p>
         </w:tc>
@@ -2840,7 +2420,7 @@
                 <w:color w:val="555555"/>
                 <w:sz w:val="16"/>
               </w:rPr>
-              <w:t>Menentukan property.financial.category mapping.</w:t>
+              <w:t>Menentukan struktur parent kategori.</w:t>
             </w:r>
           </w:p>
         </w:tc>
@@ -2871,7 +2451,7 @@
                 <w:b w:val="0"/>
                 <w:sz w:val="17"/>
               </w:rPr>
-              <w:t>32</w:t>
+              <w:t>25</w:t>
             </w:r>
           </w:p>
         </w:tc>
@@ -2886,7 +2466,7 @@
                 <w:b w:val="0"/>
                 <w:sz w:val="17"/>
               </w:rPr>
-              <w:t>Daftar kategori pendapatan (Base Rent, CAM, Utility Recharge, GTO, Parking, Promosi, Other)?</w:t>
+              <w:t>Kapan tabel mapping resmi akun→kategori (Statutory/Variable/Direct Recharge/Non-Recoverable/Capex, sudah diminta pada sesi sebelumnya) dapat disediakan tim Accounting? Siapa PIC-nya?</w:t>
             </w:r>
           </w:p>
         </w:tc>
@@ -2902,193 +2482,7 @@
                 <w:color w:val="555555"/>
                 <w:sz w:val="16"/>
               </w:rPr>
-              <w:t>Menentukan section Income di statement.</w:t>
-            </w:r>
-          </w:p>
-        </w:tc>
-        <w:tc>
-          <w:tcPr>
-            <w:tcW w:type="dxa" w:w="4464"/>
-          </w:tcPr>
-          <w:p>
-            <w:r/>
-            <w:r>
-              <w:rPr>
-                <w:b w:val="0"/>
-                <w:sz w:val="17"/>
-              </w:rPr>
-            </w:r>
-          </w:p>
-        </w:tc>
-      </w:tr>
-      <w:tr>
-        <w:tc>
-          <w:tcPr>
-            <w:tcW w:type="dxa" w:w="576"/>
-          </w:tcPr>
-          <w:p>
-            <w:r/>
-            <w:r>
-              <w:rPr>
-                <w:b w:val="0"/>
-                <w:sz w:val="17"/>
-              </w:rPr>
-              <w:t>33</w:t>
-            </w:r>
-          </w:p>
-        </w:tc>
-        <w:tc>
-          <w:tcPr>
-            <w:tcW w:type="dxa" w:w="5328"/>
-          </w:tcPr>
-          <w:p>
-            <w:r/>
-            <w:r>
-              <w:rPr>
-                <w:b w:val="0"/>
-                <w:sz w:val="17"/>
-              </w:rPr>
-              <w:t>Daftar kategori beban dan mana yang recoverable vs non-recoverable ke tenant?</w:t>
-            </w:r>
-          </w:p>
-        </w:tc>
-        <w:tc>
-          <w:tcPr>
-            <w:tcW w:type="dxa" w:w="4176"/>
-          </w:tcPr>
-          <w:p>
-            <w:r/>
-            <w:r>
-              <w:rPr>
-                <w:b w:val="0"/>
-                <w:color w:val="555555"/>
-                <w:sz w:val="16"/>
-              </w:rPr>
-              <w:t>Menentukan section Expense &amp; recovery.</w:t>
-            </w:r>
-          </w:p>
-        </w:tc>
-        <w:tc>
-          <w:tcPr>
-            <w:tcW w:type="dxa" w:w="4464"/>
-          </w:tcPr>
-          <w:p>
-            <w:r/>
-            <w:r>
-              <w:rPr>
-                <w:b w:val="0"/>
-                <w:sz w:val="17"/>
-              </w:rPr>
-            </w:r>
-          </w:p>
-        </w:tc>
-      </w:tr>
-      <w:tr>
-        <w:tc>
-          <w:tcPr>
-            <w:tcW w:type="dxa" w:w="576"/>
-          </w:tcPr>
-          <w:p>
-            <w:r/>
-            <w:r>
-              <w:rPr>
-                <w:b w:val="0"/>
-                <w:sz w:val="17"/>
-              </w:rPr>
-              <w:t>34</w:t>
-            </w:r>
-          </w:p>
-        </w:tc>
-        <w:tc>
-          <w:tcPr>
-            <w:tcW w:type="dxa" w:w="5328"/>
-          </w:tcPr>
-          <w:p>
-            <w:r/>
-            <w:r>
-              <w:rPr>
-                <w:b w:val="0"/>
-                <w:sz w:val="17"/>
-              </w:rPr>
-              <w:t>Item mana yang dianggap Capital Expenditure (di bawah garis Net Cash)?</w:t>
-            </w:r>
-          </w:p>
-        </w:tc>
-        <w:tc>
-          <w:tcPr>
-            <w:tcW w:type="dxa" w:w="4176"/>
-          </w:tcPr>
-          <w:p>
-            <w:r/>
-            <w:r>
-              <w:rPr>
-                <w:b w:val="0"/>
-                <w:color w:val="555555"/>
-                <w:sz w:val="16"/>
-              </w:rPr>
-              <w:t>Menentukan penempatan Capex di Performance Summary.</w:t>
-            </w:r>
-          </w:p>
-        </w:tc>
-        <w:tc>
-          <w:tcPr>
-            <w:tcW w:type="dxa" w:w="4464"/>
-          </w:tcPr>
-          <w:p>
-            <w:r/>
-            <w:r>
-              <w:rPr>
-                <w:b w:val="0"/>
-                <w:sz w:val="17"/>
-              </w:rPr>
-            </w:r>
-          </w:p>
-        </w:tc>
-      </w:tr>
-      <w:tr>
-        <w:tc>
-          <w:tcPr>
-            <w:tcW w:type="dxa" w:w="576"/>
-          </w:tcPr>
-          <w:p>
-            <w:r/>
-            <w:r>
-              <w:rPr>
-                <w:b w:val="0"/>
-                <w:sz w:val="17"/>
-              </w:rPr>
-              <w:t>35</w:t>
-            </w:r>
-          </w:p>
-        </w:tc>
-        <w:tc>
-          <w:tcPr>
-            <w:tcW w:type="dxa" w:w="5328"/>
-          </w:tcPr>
-          <w:p>
-            <w:r/>
-            <w:r>
-              <w:rPr>
-                <w:b w:val="0"/>
-                <w:sz w:val="17"/>
-              </w:rPr>
-              <w:t>Perlu sub-group/hierarki dalam section (mis. Utilities → Listrik, Air)?</w:t>
-            </w:r>
-          </w:p>
-        </w:tc>
-        <w:tc>
-          <w:tcPr>
-            <w:tcW w:type="dxa" w:w="4176"/>
-          </w:tcPr>
-          <w:p>
-            <w:r/>
-            <w:r>
-              <w:rPr>
-                <w:b w:val="0"/>
-                <w:color w:val="555555"/>
-                <w:sz w:val="16"/>
-              </w:rPr>
-              <w:t>Menentukan struktur parent kategori.</w:t>
+              <w:t>Menentukan jadwal &amp; PIC penyediaan mapping sebelum konfigurasi sistem.</w:t>
             </w:r>
           </w:p>
         </w:tc>
@@ -3216,7 +2610,7 @@
                 <w:b w:val="0"/>
                 <w:sz w:val="17"/>
               </w:rPr>
-              <w:t>36</w:t>
+              <w:t>26</w:t>
             </w:r>
           </w:p>
         </w:tc>
@@ -3231,7 +2625,7 @@
                 <w:b w:val="0"/>
                 <w:sz w:val="17"/>
               </w:rPr>
-              <w:t>Apakah dana milik pemilik dipisah di rekening trust/escrow terpisah dari dana operasional?</w:t>
+              <w:t>Karena dikonfirmasi TIDAK ada rekening trust/titipan terpisah (dana diterima langsung ke rekening operasional): apakah cukup memakai satu akun Bank/Trust "virtual" (GL/analytic) untuk memantau saldo per properti, tanpa rekening bank fisik terpisah?</w:t>
             </w:r>
           </w:p>
         </w:tc>
@@ -3247,7 +2641,7 @@
                 <w:color w:val="555555"/>
                 <w:sz w:val="16"/>
               </w:rPr>
-              <w:t>Menentukan trust bank account per properti.</w:t>
+              <w:t>Menentukan apakah modul Trust Accounting perlu disederhanakan menjadi saldo GL saja (bukan rekonsiliasi bank).</w:t>
             </w:r>
           </w:p>
         </w:tc>
@@ -3278,7 +2672,7 @@
                 <w:b w:val="0"/>
                 <w:sz w:val="17"/>
               </w:rPr>
-              <w:t>37</w:t>
+              <w:t>27</w:t>
             </w:r>
           </w:p>
         </w:tc>
@@ -3293,7 +2687,7 @@
                 <w:b w:val="0"/>
                 <w:sz w:val="17"/>
               </w:rPr>
-              <w:t>Kapan &amp; bagaimana remittance ke pemilik dihitung (net setelah fee, deposit ditahan, reserve)?</w:t>
+              <w:t>Dana yang harus diteruskan ke pemilik ditransfer dari rekening operasional mana, dan siapa yang mengeksekusi transfer (finance/treasury)?</w:t>
             </w:r>
           </w:p>
         </w:tc>
@@ -3309,255 +2703,7 @@
                 <w:color w:val="555555"/>
                 <w:sz w:val="16"/>
               </w:rPr>
-              <w:t>Menentukan formula available-for-remittance.</w:t>
-            </w:r>
-          </w:p>
-        </w:tc>
-        <w:tc>
-          <w:tcPr>
-            <w:tcW w:type="dxa" w:w="4464"/>
-          </w:tcPr>
-          <w:p>
-            <w:r/>
-            <w:r>
-              <w:rPr>
-                <w:b w:val="0"/>
-                <w:sz w:val="17"/>
-              </w:rPr>
-            </w:r>
-          </w:p>
-        </w:tc>
-      </w:tr>
-      <w:tr>
-        <w:tc>
-          <w:tcPr>
-            <w:tcW w:type="dxa" w:w="576"/>
-          </w:tcPr>
-          <w:p>
-            <w:r/>
-            <w:r>
-              <w:rPr>
-                <w:b w:val="0"/>
-                <w:sz w:val="17"/>
-              </w:rPr>
-              <w:t>38</w:t>
-            </w:r>
-          </w:p>
-        </w:tc>
-        <w:tc>
-          <w:tcPr>
-            <w:tcW w:type="dxa" w:w="5328"/>
-          </w:tcPr>
-          <w:p>
-            <w:r/>
-            <w:r>
-              <w:rPr>
-                <w:b w:val="0"/>
-                <w:sz w:val="17"/>
-              </w:rPr>
-              <w:t>Apakah ditahan saldo minimum (retention/float) per properti sebelum remit?</w:t>
-            </w:r>
-          </w:p>
-        </w:tc>
-        <w:tc>
-          <w:tcPr>
-            <w:tcW w:type="dxa" w:w="4176"/>
-          </w:tcPr>
-          <w:p>
-            <w:r/>
-            <w:r>
-              <w:rPr>
-                <w:b w:val="0"/>
-                <w:color w:val="555555"/>
-                <w:sz w:val="16"/>
-              </w:rPr>
-              <w:t>Menentukan pengurang saldo remittance.</w:t>
-            </w:r>
-          </w:p>
-        </w:tc>
-        <w:tc>
-          <w:tcPr>
-            <w:tcW w:type="dxa" w:w="4464"/>
-          </w:tcPr>
-          <w:p>
-            <w:r/>
-            <w:r>
-              <w:rPr>
-                <w:b w:val="0"/>
-                <w:sz w:val="17"/>
-              </w:rPr>
-            </w:r>
-          </w:p>
-        </w:tc>
-      </w:tr>
-      <w:tr>
-        <w:tc>
-          <w:tcPr>
-            <w:tcW w:type="dxa" w:w="576"/>
-          </w:tcPr>
-          <w:p>
-            <w:r/>
-            <w:r>
-              <w:rPr>
-                <w:b w:val="0"/>
-                <w:sz w:val="17"/>
-              </w:rPr>
-              <w:t>39</w:t>
-            </w:r>
-          </w:p>
-        </w:tc>
-        <w:tc>
-          <w:tcPr>
-            <w:tcW w:type="dxa" w:w="5328"/>
-          </w:tcPr>
-          <w:p>
-            <w:r/>
-            <w:r>
-              <w:rPr>
-                <w:b w:val="0"/>
-                <w:sz w:val="17"/>
-              </w:rPr>
-              <w:t>Frekuensi remittance (bulanan setelah statement)? Perlu bukti/nota remittance ke pemilik?</w:t>
-            </w:r>
-          </w:p>
-        </w:tc>
-        <w:tc>
-          <w:tcPr>
-            <w:tcW w:type="dxa" w:w="4176"/>
-          </w:tcPr>
-          <w:p>
-            <w:r/>
-            <w:r>
-              <w:rPr>
-                <w:b w:val="0"/>
-                <w:color w:val="555555"/>
-                <w:sz w:val="16"/>
-              </w:rPr>
-              <w:t>Menentukan siklus &amp; dokumen remittance.</w:t>
-            </w:r>
-          </w:p>
-        </w:tc>
-        <w:tc>
-          <w:tcPr>
-            <w:tcW w:type="dxa" w:w="4464"/>
-          </w:tcPr>
-          <w:p>
-            <w:r/>
-            <w:r>
-              <w:rPr>
-                <w:b w:val="0"/>
-                <w:sz w:val="17"/>
-              </w:rPr>
-            </w:r>
-          </w:p>
-        </w:tc>
-      </w:tr>
-      <w:tr>
-        <w:tc>
-          <w:tcPr>
-            <w:tcW w:type="dxa" w:w="576"/>
-          </w:tcPr>
-          <w:p>
-            <w:r/>
-            <w:r>
-              <w:rPr>
-                <w:b w:val="0"/>
-                <w:sz w:val="17"/>
-              </w:rPr>
-              <w:t>40</w:t>
-            </w:r>
-          </w:p>
-        </w:tc>
-        <w:tc>
-          <w:tcPr>
-            <w:tcW w:type="dxa" w:w="5328"/>
-          </w:tcPr>
-          <w:p>
-            <w:r/>
-            <w:r>
-              <w:rPr>
-                <w:b w:val="0"/>
-                <w:sz w:val="17"/>
-              </w:rPr>
-              <w:t>Bila multi-owner, remittance selalu proporsional kepemilikan atau bisa manual?</w:t>
-            </w:r>
-          </w:p>
-        </w:tc>
-        <w:tc>
-          <w:tcPr>
-            <w:tcW w:type="dxa" w:w="4176"/>
-          </w:tcPr>
-          <w:p>
-            <w:r/>
-            <w:r>
-              <w:rPr>
-                <w:b w:val="0"/>
-                <w:color w:val="555555"/>
-                <w:sz w:val="16"/>
-              </w:rPr>
-              <w:t>Menentukan mode split remittance.</w:t>
-            </w:r>
-          </w:p>
-        </w:tc>
-        <w:tc>
-          <w:tcPr>
-            <w:tcW w:type="dxa" w:w="4464"/>
-          </w:tcPr>
-          <w:p>
-            <w:r/>
-            <w:r>
-              <w:rPr>
-                <w:b w:val="0"/>
-                <w:sz w:val="17"/>
-              </w:rPr>
-            </w:r>
-          </w:p>
-        </w:tc>
-      </w:tr>
-      <w:tr>
-        <w:tc>
-          <w:tcPr>
-            <w:tcW w:type="dxa" w:w="576"/>
-          </w:tcPr>
-          <w:p>
-            <w:r/>
-            <w:r>
-              <w:rPr>
-                <w:b w:val="0"/>
-                <w:sz w:val="17"/>
-              </w:rPr>
-              <w:t>41</w:t>
-            </w:r>
-          </w:p>
-        </w:tc>
-        <w:tc>
-          <w:tcPr>
-            <w:tcW w:type="dxa" w:w="5328"/>
-          </w:tcPr>
-          <w:p>
-            <w:r/>
-            <w:r>
-              <w:rPr>
-                <w:b w:val="0"/>
-                <w:sz w:val="17"/>
-              </w:rPr>
-              <w:t>Jika multi-currency, pada kurs apa remittance dikonversi (tanggal remit)?</w:t>
-            </w:r>
-          </w:p>
-        </w:tc>
-        <w:tc>
-          <w:tcPr>
-            <w:tcW w:type="dxa" w:w="4176"/>
-          </w:tcPr>
-          <w:p>
-            <w:r/>
-            <w:r>
-              <w:rPr>
-                <w:b w:val="0"/>
-                <w:color w:val="555555"/>
-                <w:sz w:val="16"/>
-              </w:rPr>
-              <w:t>Menentukan konversi FX.</w:t>
+              <w:t>Menentukan proses &amp; approval eksekusi remittance.</w:t>
             </w:r>
           </w:p>
         </w:tc>
@@ -3685,7 +2831,7 @@
                 <w:b w:val="0"/>
                 <w:sz w:val="17"/>
               </w:rPr>
-              <w:t>42</w:t>
+              <w:t>28</w:t>
             </w:r>
           </w:p>
         </w:tc>
@@ -3747,7 +2893,7 @@
                 <w:b w:val="0"/>
                 <w:sz w:val="17"/>
               </w:rPr>
-              <w:t>43</w:t>
+              <w:t>29</w:t>
             </w:r>
           </w:p>
         </w:tc>
@@ -3762,7 +2908,7 @@
                 <w:b w:val="0"/>
                 <w:sz w:val="17"/>
               </w:rPr>
-              <w:t>Anggaran disusun per akun per bulan, atau annual yang dibagi rata?</w:t>
+              <w:t>Basis Performance Summary: accrual, cash, atau keduanya (seperti PDF)?</w:t>
             </w:r>
           </w:p>
         </w:tc>
@@ -3778,7 +2924,7 @@
                 <w:color w:val="555555"/>
                 <w:sz w:val="16"/>
               </w:rPr>
-              <w:t>Menentukan granularitas property.budget.</w:t>
+              <w:t>Menentukan sumber data &amp; rekonsiliasi.</w:t>
             </w:r>
           </w:p>
         </w:tc>
@@ -3809,7 +2955,7 @@
                 <w:b w:val="0"/>
                 <w:sz w:val="17"/>
               </w:rPr>
-              <w:t>44</w:t>
+              <w:t>30</w:t>
             </w:r>
           </w:p>
         </w:tc>
@@ -3824,7 +2970,7 @@
                 <w:b w:val="0"/>
                 <w:sz w:val="17"/>
               </w:rPr>
-              <w:t>Siapa yang menyusun &amp; menyetujui anggaran (approval workflow)?</w:t>
+              <w:t>Untuk approval budget 3 level (sudah dikonfirmasi): siapa role di tiap level (mis. Property Manager → Finance Manager → Direksi) dan berapa ambang nilai (jika ada) per level?</w:t>
             </w:r>
           </w:p>
         </w:tc>
@@ -3840,131 +2986,7 @@
                 <w:color w:val="555555"/>
                 <w:sz w:val="16"/>
               </w:rPr>
-              <w:t>Menentukan approval &amp; hak akses.</w:t>
-            </w:r>
-          </w:p>
-        </w:tc>
-        <w:tc>
-          <w:tcPr>
-            <w:tcW w:type="dxa" w:w="4464"/>
-          </w:tcPr>
-          <w:p>
-            <w:r/>
-            <w:r>
-              <w:rPr>
-                <w:b w:val="0"/>
-                <w:sz w:val="17"/>
-              </w:rPr>
-            </w:r>
-          </w:p>
-        </w:tc>
-      </w:tr>
-      <w:tr>
-        <w:tc>
-          <w:tcPr>
-            <w:tcW w:type="dxa" w:w="576"/>
-          </w:tcPr>
-          <w:p>
-            <w:r/>
-            <w:r>
-              <w:rPr>
-                <w:b w:val="0"/>
-                <w:sz w:val="17"/>
-              </w:rPr>
-              <w:t>45</w:t>
-            </w:r>
-          </w:p>
-        </w:tc>
-        <w:tc>
-          <w:tcPr>
-            <w:tcW w:type="dxa" w:w="5328"/>
-          </w:tcPr>
-          <w:p>
-            <w:r/>
-            <w:r>
-              <w:rPr>
-                <w:b w:val="0"/>
-                <w:sz w:val="17"/>
-              </w:rPr>
-              <w:t>Perlu revisi anggaran (versi) dalam satu tahun berjalan?</w:t>
-            </w:r>
-          </w:p>
-        </w:tc>
-        <w:tc>
-          <w:tcPr>
-            <w:tcW w:type="dxa" w:w="4176"/>
-          </w:tcPr>
-          <w:p>
-            <w:r/>
-            <w:r>
-              <w:rPr>
-                <w:b w:val="0"/>
-                <w:color w:val="555555"/>
-                <w:sz w:val="16"/>
-              </w:rPr>
-              <w:t>Menentukan versioning budget.</w:t>
-            </w:r>
-          </w:p>
-        </w:tc>
-        <w:tc>
-          <w:tcPr>
-            <w:tcW w:type="dxa" w:w="4464"/>
-          </w:tcPr>
-          <w:p>
-            <w:r/>
-            <w:r>
-              <w:rPr>
-                <w:b w:val="0"/>
-                <w:sz w:val="17"/>
-              </w:rPr>
-            </w:r>
-          </w:p>
-        </w:tc>
-      </w:tr>
-      <w:tr>
-        <w:tc>
-          <w:tcPr>
-            <w:tcW w:type="dxa" w:w="576"/>
-          </w:tcPr>
-          <w:p>
-            <w:r/>
-            <w:r>
-              <w:rPr>
-                <w:b w:val="0"/>
-                <w:sz w:val="17"/>
-              </w:rPr>
-              <w:t>46</w:t>
-            </w:r>
-          </w:p>
-        </w:tc>
-        <w:tc>
-          <w:tcPr>
-            <w:tcW w:type="dxa" w:w="5328"/>
-          </w:tcPr>
-          <w:p>
-            <w:r/>
-            <w:r>
-              <w:rPr>
-                <w:b w:val="0"/>
-                <w:sz w:val="17"/>
-              </w:rPr>
-              <w:t>Basis Performance Summary: accrual, cash, atau keduanya (seperti PDF)?</w:t>
-            </w:r>
-          </w:p>
-        </w:tc>
-        <w:tc>
-          <w:tcPr>
-            <w:tcW w:type="dxa" w:w="4176"/>
-          </w:tcPr>
-          <w:p>
-            <w:r/>
-            <w:r>
-              <w:rPr>
-                <w:b w:val="0"/>
-                <w:color w:val="555555"/>
-                <w:sz w:val="16"/>
-              </w:rPr>
-              <w:t>Menentukan sumber data &amp; rekonsiliasi.</w:t>
+              <w:t>Menentukan matriks approval budget di sistem.</w:t>
             </w:r>
           </w:p>
         </w:tc>
@@ -4092,7 +3114,7 @@
                 <w:b w:val="0"/>
                 <w:sz w:val="17"/>
               </w:rPr>
-              <w:t>47</w:t>
+              <w:t>31</w:t>
             </w:r>
           </w:p>
         </w:tc>
@@ -4107,7 +3129,7 @@
                 <w:b w:val="0"/>
                 <w:sz w:val="17"/>
               </w:rPr>
-              <w:t>Kolom saldo tenant yang diperlukan (Beginning, Recurring, Other Charges, Receipts, Ending, Sec Dep Bal)?</w:t>
+              <w:t>Bagaimana urutan alokasi pembayaran ke saldo tenant (oldest-first/FIFO, per invoice, atau per kategori charge)?</w:t>
             </w:r>
           </w:p>
         </w:tc>
@@ -4123,7 +3145,7 @@
                 <w:color w:val="555555"/>
                 <w:sz w:val="16"/>
               </w:rPr>
-              <w:t>Menentukan struktur Tenant Balances.</w:t>
+              <w:t>Menentukan logika reconciliation &amp; saldo berjalan.</w:t>
             </w:r>
           </w:p>
         </w:tc>
@@ -4154,7 +3176,7 @@
                 <w:b w:val="0"/>
                 <w:sz w:val="17"/>
               </w:rPr>
-              <w:t>48</w:t>
+              <w:t>32</w:t>
             </w:r>
           </w:p>
         </w:tc>
@@ -4169,7 +3191,7 @@
                 <w:b w:val="0"/>
                 <w:sz w:val="17"/>
               </w:rPr>
-              <w:t>Bucket aging arrears (Current, 1, 2, 3, 4+ bulan) — sesuai standar atau lain?</w:t>
+              <w:t>Apakah bunga/denda keterlambatan diterapkan pada tunggakan? Berapa % / nominal dan sejak hari ke berapa?</w:t>
             </w:r>
           </w:p>
         </w:tc>
@@ -4185,7 +3207,7 @@
                 <w:color w:val="555555"/>
                 <w:sz w:val="16"/>
               </w:rPr>
-              <w:t>Menentukan logika aging.</w:t>
+              <w:t>Menentukan konfigurasi dunning &amp; late fee.</w:t>
             </w:r>
           </w:p>
         </w:tc>
@@ -4216,7 +3238,7 @@
                 <w:b w:val="0"/>
                 <w:sz w:val="17"/>
               </w:rPr>
-              <w:t>49</w:t>
+              <w:t>33</w:t>
             </w:r>
           </w:p>
         </w:tc>
@@ -4231,7 +3253,7 @@
                 <w:b w:val="0"/>
                 <w:sz w:val="17"/>
               </w:rPr>
-              <w:t>Bagaimana urutan alokasi pembayaran (oldest-first, per invoice, per kategori)?</w:t>
+              <w:t>Bagaimana perlakuan tenant in-credit (saldo lebih bayar) — dikompensasi ke tagihan berikutnya atau direfund? (pertanyaan ini belum terjawab pada sesi sebelumnya)</w:t>
             </w:r>
           </w:p>
         </w:tc>
@@ -4247,69 +3269,7 @@
                 <w:color w:val="555555"/>
                 <w:sz w:val="16"/>
               </w:rPr>
-              <w:t>Menentukan reconciliation &amp; saldo.</w:t>
-            </w:r>
-          </w:p>
-        </w:tc>
-        <w:tc>
-          <w:tcPr>
-            <w:tcW w:type="dxa" w:w="4464"/>
-          </w:tcPr>
-          <w:p>
-            <w:r/>
-            <w:r>
-              <w:rPr>
-                <w:b w:val="0"/>
-                <w:sz w:val="17"/>
-              </w:rPr>
-            </w:r>
-          </w:p>
-        </w:tc>
-      </w:tr>
-      <w:tr>
-        <w:tc>
-          <w:tcPr>
-            <w:tcW w:type="dxa" w:w="576"/>
-          </w:tcPr>
-          <w:p>
-            <w:r/>
-            <w:r>
-              <w:rPr>
-                <w:b w:val="0"/>
-                <w:sz w:val="17"/>
-              </w:rPr>
-              <w:t>50</w:t>
-            </w:r>
-          </w:p>
-        </w:tc>
-        <w:tc>
-          <w:tcPr>
-            <w:tcW w:type="dxa" w:w="5328"/>
-          </w:tcPr>
-          <w:p>
-            <w:r/>
-            <w:r>
-              <w:rPr>
-                <w:b w:val="0"/>
-                <w:sz w:val="17"/>
-              </w:rPr>
-              <w:t>Apakah bunga/denda keterlambatan diterapkan? Aturannya?</w:t>
-            </w:r>
-          </w:p>
-        </w:tc>
-        <w:tc>
-          <w:tcPr>
-            <w:tcW w:type="dxa" w:w="4176"/>
-          </w:tcPr>
-          <w:p>
-            <w:r/>
-            <w:r>
-              <w:rPr>
-                <w:b w:val="0"/>
-                <w:color w:val="555555"/>
-                <w:sz w:val="16"/>
-              </w:rPr>
-              <w:t>Menentukan dunning &amp; late fee.</w:t>
+              <w:t>Menentukan logika "Net Arrears" &amp; baris in-credit.</w:t>
             </w:r>
           </w:p>
         </w:tc>
@@ -4437,7 +3397,7 @@
                 <w:b w:val="0"/>
                 <w:sz w:val="17"/>
               </w:rPr>
-              <w:t>51</w:t>
+              <w:t>34</w:t>
             </w:r>
           </w:p>
         </w:tc>
@@ -4499,7 +3459,7 @@
                 <w:b w:val="0"/>
                 <w:sz w:val="17"/>
               </w:rPr>
-              <w:t>52</w:t>
+              <w:t>35</w:t>
             </w:r>
           </w:p>
         </w:tc>
@@ -4514,69 +3474,7 @@
                 <w:b w:val="0"/>
                 <w:sz w:val="17"/>
               </w:rPr>
-              <w:t>Apakah remittance pemilik juga muncul di Payment Details?</w:t>
-            </w:r>
-          </w:p>
-        </w:tc>
-        <w:tc>
-          <w:tcPr>
-            <w:tcW w:type="dxa" w:w="4176"/>
-          </w:tcPr>
-          <w:p>
-            <w:r/>
-            <w:r>
-              <w:rPr>
-                <w:b w:val="0"/>
-                <w:color w:val="555555"/>
-                <w:sz w:val="16"/>
-              </w:rPr>
-              <w:t>Menentukan cakupan laporan.</w:t>
-            </w:r>
-          </w:p>
-        </w:tc>
-        <w:tc>
-          <w:tcPr>
-            <w:tcW w:type="dxa" w:w="4464"/>
-          </w:tcPr>
-          <w:p>
-            <w:r/>
-            <w:r>
-              <w:rPr>
-                <w:b w:val="0"/>
-                <w:sz w:val="17"/>
-              </w:rPr>
-            </w:r>
-          </w:p>
-        </w:tc>
-      </w:tr>
-      <w:tr>
-        <w:tc>
-          <w:tcPr>
-            <w:tcW w:type="dxa" w:w="576"/>
-          </w:tcPr>
-          <w:p>
-            <w:r/>
-            <w:r>
-              <w:rPr>
-                <w:b w:val="0"/>
-                <w:sz w:val="17"/>
-              </w:rPr>
-              <w:t>53</w:t>
-            </w:r>
-          </w:p>
-        </w:tc>
-        <w:tc>
-          <w:tcPr>
-            <w:tcW w:type="dxa" w:w="5328"/>
-          </w:tcPr>
-          <w:p>
-            <w:r/>
-            <w:r>
-              <w:rPr>
-                <w:b w:val="0"/>
-                <w:sz w:val="17"/>
-              </w:rPr>
-              <w:t>Perlu lampiran bukti bayar/tanggal kliring?</w:t>
+              <w:t>Perlu lampiran bukti bayar/tanggal kliring pada Payment Details?</w:t>
             </w:r>
           </w:p>
         </w:tc>
@@ -4720,7 +3618,7 @@
                 <w:b w:val="0"/>
                 <w:sz w:val="17"/>
               </w:rPr>
-              <w:t>54</w:t>
+              <w:t>36</w:t>
             </w:r>
           </w:p>
         </w:tc>
@@ -4735,7 +3633,7 @@
                 <w:b w:val="0"/>
                 <w:sz w:val="17"/>
               </w:rPr>
-              <w:t>Tarif &amp; jenis pajak transaksi (PPN keluaran 11%, PPN masukan, PPh final sewa 10%, PPh 23)?</w:t>
+              <w:t>Apakah ada withholding PPh 23 yang dipungut tenant (bukti potong) di luar PPh final 10% yang perlu dicatat?</w:t>
             </w:r>
           </w:p>
         </w:tc>
@@ -4751,7 +3649,7 @@
                 <w:color w:val="555555"/>
                 <w:sz w:val="16"/>
               </w:rPr>
-              <w:t>Menentukan tax codes &amp; pelaporan.</w:t>
+              <w:t>Menentukan pencatatan WHT tambahan.</w:t>
             </w:r>
           </w:p>
         </w:tc>
@@ -4782,7 +3680,7 @@
                 <w:b w:val="0"/>
                 <w:sz w:val="17"/>
               </w:rPr>
-              <w:t>55</w:t>
+              <w:t>37</w:t>
             </w:r>
           </w:p>
         </w:tc>
@@ -4797,7 +3695,7 @@
                 <w:b w:val="0"/>
                 <w:sz w:val="17"/>
               </w:rPr>
-              <w:t>Perlu laporan rekonsiliasi PPN (keluaran vs masukan) per periode?</w:t>
+              <w:t>Bukti potong pajak dari tenant/vendor — perlu diunggah &amp; disimpan di sistem, atau cukup dicatat nomornya?</w:t>
             </w:r>
           </w:p>
         </w:tc>
@@ -4813,69 +3711,7 @@
                 <w:color w:val="555555"/>
                 <w:sz w:val="16"/>
               </w:rPr>
-              <w:t>Menentukan GST Reconciliation.</w:t>
-            </w:r>
-          </w:p>
-        </w:tc>
-        <w:tc>
-          <w:tcPr>
-            <w:tcW w:type="dxa" w:w="4464"/>
-          </w:tcPr>
-          <w:p>
-            <w:r/>
-            <w:r>
-              <w:rPr>
-                <w:b w:val="0"/>
-                <w:sz w:val="17"/>
-              </w:rPr>
-            </w:r>
-          </w:p>
-        </w:tc>
-      </w:tr>
-      <w:tr>
-        <w:tc>
-          <w:tcPr>
-            <w:tcW w:type="dxa" w:w="576"/>
-          </w:tcPr>
-          <w:p>
-            <w:r/>
-            <w:r>
-              <w:rPr>
-                <w:b w:val="0"/>
-                <w:sz w:val="17"/>
-              </w:rPr>
-              <w:t>56</w:t>
-            </w:r>
-          </w:p>
-        </w:tc>
-        <w:tc>
-          <w:tcPr>
-            <w:tcW w:type="dxa" w:w="5328"/>
-          </w:tcPr>
-          <w:p>
-            <w:r/>
-            <w:r>
-              <w:rPr>
-                <w:b w:val="0"/>
-                <w:sz w:val="17"/>
-              </w:rPr>
-              <w:t>Apakah ada withholding yang dipungut tenant (bukti potong) yang perlu dicatat?</w:t>
-            </w:r>
-          </w:p>
-        </w:tc>
-        <w:tc>
-          <w:tcPr>
-            <w:tcW w:type="dxa" w:w="4176"/>
-          </w:tcPr>
-          <w:p>
-            <w:r/>
-            <w:r>
-              <w:rPr>
-                <w:b w:val="0"/>
-                <w:color w:val="555555"/>
-                <w:sz w:val="16"/>
-              </w:rPr>
-              <w:t>Menentukan pencatatan WHT.</w:t>
+              <w:t>Menentukan kebutuhan lampiran dokumen pajak.</w:t>
             </w:r>
           </w:p>
         </w:tc>
@@ -5020,7 +3856,7 @@
                 <w:b w:val="0"/>
                 <w:sz w:val="17"/>
               </w:rPr>
-              <w:t>57</w:t>
+              <w:t>38</w:t>
             </w:r>
           </w:p>
         </w:tc>
@@ -5082,7 +3918,7 @@
                 <w:b w:val="0"/>
                 <w:sz w:val="17"/>
               </w:rPr>
-              <w:t>58</w:t>
+              <w:t>39</w:t>
             </w:r>
           </w:p>
         </w:tc>
@@ -5144,7 +3980,7 @@
                 <w:b w:val="0"/>
                 <w:sz w:val="17"/>
               </w:rPr>
-              <w:t>59</w:t>
+              <w:t>40</w:t>
             </w:r>
           </w:p>
         </w:tc>
@@ -5206,7 +4042,7 @@
                 <w:b w:val="0"/>
                 <w:sz w:val="17"/>
               </w:rPr>
-              <w:t>60</w:t>
+              <w:t>41</w:t>
             </w:r>
           </w:p>
         </w:tc>
@@ -5365,7 +4201,7 @@
                 <w:b w:val="0"/>
                 <w:sz w:val="17"/>
               </w:rPr>
-              <w:t>61</w:t>
+              <w:t>42</w:t>
             </w:r>
           </w:p>
         </w:tc>
@@ -5427,7 +4263,7 @@
                 <w:b w:val="0"/>
                 <w:sz w:val="17"/>
               </w:rPr>
-              <w:t>62</w:t>
+              <w:t>43</w:t>
             </w:r>
           </w:p>
         </w:tc>
@@ -5489,7 +4325,7 @@
                 <w:b w:val="0"/>
                 <w:sz w:val="17"/>
               </w:rPr>
-              <w:t>63</w:t>
+              <w:t>44</w:t>
             </w:r>
           </w:p>
         </w:tc>
@@ -5551,7 +4387,7 @@
                 <w:b w:val="0"/>
                 <w:sz w:val="17"/>
               </w:rPr>
-              <w:t>64</w:t>
+              <w:t>45</w:t>
             </w:r>
           </w:p>
         </w:tc>
@@ -5710,7 +4546,7 @@
                 <w:b w:val="0"/>
                 <w:sz w:val="17"/>
               </w:rPr>
-              <w:t>65</w:t>
+              <w:t>46</w:t>
             </w:r>
           </w:p>
         </w:tc>
@@ -5772,7 +4608,7 @@
                 <w:b w:val="0"/>
                 <w:sz w:val="17"/>
               </w:rPr>
-              <w:t>66</w:t>
+              <w:t>47</w:t>
             </w:r>
           </w:p>
         </w:tc>
@@ -5834,7 +4670,7 @@
                 <w:b w:val="0"/>
                 <w:sz w:val="17"/>
               </w:rPr>
-              <w:t>67</w:t>
+              <w:t>48</w:t>
             </w:r>
           </w:p>
         </w:tc>
@@ -5896,7 +4732,7 @@
                 <w:b w:val="0"/>
                 <w:sz w:val="17"/>
               </w:rPr>
-              <w:t>68</w:t>
+              <w:t>49</w:t>
             </w:r>
           </w:p>
         </w:tc>
@@ -6055,7 +4891,7 @@
                 <w:b w:val="0"/>
                 <w:sz w:val="17"/>
               </w:rPr>
-              <w:t>69</w:t>
+              <w:t>50</w:t>
             </w:r>
           </w:p>
         </w:tc>
@@ -6117,7 +4953,7 @@
                 <w:b w:val="0"/>
                 <w:sz w:val="17"/>
               </w:rPr>
-              <w:t>70</w:t>
+              <w:t>51</w:t>
             </w:r>
           </w:p>
         </w:tc>
@@ -6179,7 +5015,7 @@
                 <w:b w:val="0"/>
                 <w:sz w:val="17"/>
               </w:rPr>
-              <w:t>71</w:t>
+              <w:t>52</w:t>
             </w:r>
           </w:p>
         </w:tc>
@@ -6338,7 +5174,7 @@
                 <w:b w:val="0"/>
                 <w:sz w:val="17"/>
               </w:rPr>
-              <w:t>72</w:t>
+              <w:t>53</w:t>
             </w:r>
           </w:p>
         </w:tc>
@@ -6400,7 +5236,7 @@
                 <w:b w:val="0"/>
                 <w:sz w:val="17"/>
               </w:rPr>
-              <w:t>73</w:t>
+              <w:t>54</w:t>
             </w:r>
           </w:p>
         </w:tc>
@@ -6462,7 +5298,7 @@
                 <w:b w:val="0"/>
                 <w:sz w:val="17"/>
               </w:rPr>
-              <w:t>74</w:t>
+              <w:t>55</w:t>
             </w:r>
           </w:p>
         </w:tc>
@@ -6621,7 +5457,7 @@
                 <w:b w:val="0"/>
                 <w:sz w:val="17"/>
               </w:rPr>
-              <w:t>75</w:t>
+              <w:t>56</w:t>
             </w:r>
           </w:p>
         </w:tc>
@@ -6683,7 +5519,7 @@
                 <w:b w:val="0"/>
                 <w:sz w:val="17"/>
               </w:rPr>
-              <w:t>76</w:t>
+              <w:t>57</w:t>
             </w:r>
           </w:p>
         </w:tc>
@@ -6745,7 +5581,7 @@
                 <w:b w:val="0"/>
                 <w:sz w:val="17"/>
               </w:rPr>
-              <w:t>77</w:t>
+              <w:t>58</w:t>
             </w:r>
           </w:p>
         </w:tc>
@@ -6904,7 +5740,7 @@
                 <w:b w:val="0"/>
                 <w:sz w:val="17"/>
               </w:rPr>
-              <w:t>78</w:t>
+              <w:t>59</w:t>
             </w:r>
           </w:p>
         </w:tc>
@@ -6966,7 +5802,7 @@
                 <w:b w:val="0"/>
                 <w:sz w:val="17"/>
               </w:rPr>
-              <w:t>79</w:t>
+              <w:t>60</w:t>
             </w:r>
           </w:p>
         </w:tc>
@@ -7028,7 +5864,7 @@
                 <w:b w:val="0"/>
                 <w:sz w:val="17"/>
               </w:rPr>
-              <w:t>80</w:t>
+              <w:t>61</w:t>
             </w:r>
           </w:p>
         </w:tc>
@@ -7090,7 +5926,7 @@
                 <w:b w:val="0"/>
                 <w:sz w:val="17"/>
               </w:rPr>
-              <w:t>81</w:t>
+              <w:t>62</w:t>
             </w:r>
           </w:p>
         </w:tc>
@@ -7266,7 +6102,7 @@
                 <w:b w:val="0"/>
                 <w:sz w:val="17"/>
               </w:rPr>
-              <w:t>82</w:t>
+              <w:t>63</w:t>
             </w:r>
           </w:p>
         </w:tc>
@@ -7328,7 +6164,7 @@
                 <w:b w:val="0"/>
                 <w:sz w:val="17"/>
               </w:rPr>
-              <w:t>83</w:t>
+              <w:t>64</w:t>
             </w:r>
           </w:p>
         </w:tc>
@@ -7390,7 +6226,7 @@
                 <w:b w:val="0"/>
                 <w:sz w:val="17"/>
               </w:rPr>
-              <w:t>84</w:t>
+              <w:t>65</w:t>
             </w:r>
           </w:p>
         </w:tc>
@@ -7405,7 +6241,7 @@
                 <w:b w:val="0"/>
                 <w:sz w:val="17"/>
               </w:rPr>
-              <w:t>Aturan pemotongan (deduction) &amp; pengembalian (refund) saat move-out?</w:t>
+              <w:t>Apakah deposit dikreditkan bunga atau di-top-up saat sewa naik (mis. akibat rent escalation)?</w:t>
             </w:r>
           </w:p>
         </w:tc>
@@ -7421,7 +6257,7 @@
                 <w:color w:val="555555"/>
                 <w:sz w:val="16"/>
               </w:rPr>
-              <w:t>Menentukan alur deposit &amp; jurnal.</w:t>
+              <w:t>Menentukan perlakuan deposit terhadap eskalasi.</w:t>
             </w:r>
           </w:p>
         </w:tc>
@@ -7452,7 +6288,7 @@
                 <w:b w:val="0"/>
                 <w:sz w:val="17"/>
               </w:rPr>
-              <w:t>85</w:t>
+              <w:t>66</w:t>
             </w:r>
           </w:p>
         </w:tc>
@@ -7467,7 +6303,7 @@
                 <w:b w:val="0"/>
                 <w:sz w:val="17"/>
               </w:rPr>
-              <w:t>Apakah deposit dikreditkan bunga atau di-top-up saat sewa naik?</w:t>
+              <w:t>Berapa lama proses settlement &amp; BAST (sudah dikonfirmasi sebagai syarat refund) biasanya berlangsung setelah sewa berakhir?</w:t>
             </w:r>
           </w:p>
         </w:tc>
@@ -7483,7 +6319,7 @@
                 <w:color w:val="555555"/>
                 <w:sz w:val="16"/>
               </w:rPr>
-              <w:t>Menentukan perlakuan deposit.</w:t>
+              <w:t>Menentukan SLA penyelesaian move-out &amp; refund deposit.</w:t>
             </w:r>
           </w:p>
         </w:tc>
@@ -7611,7 +6447,7 @@
                 <w:b w:val="0"/>
                 <w:sz w:val="17"/>
               </w:rPr>
-              <w:t>86</w:t>
+              <w:t>67</w:t>
             </w:r>
           </w:p>
         </w:tc>
@@ -7673,7 +6509,7 @@
                 <w:b w:val="0"/>
                 <w:sz w:val="17"/>
               </w:rPr>
-              <w:t>87</w:t>
+              <w:t>68</w:t>
             </w:r>
           </w:p>
         </w:tc>
@@ -7735,7 +6571,7 @@
                 <w:b w:val="0"/>
                 <w:sz w:val="17"/>
               </w:rPr>
-              <w:t>88</w:t>
+              <w:t>69</w:t>
             </w:r>
           </w:p>
         </w:tc>
@@ -7894,7 +6730,7 @@
                 <w:b w:val="0"/>
                 <w:sz w:val="17"/>
               </w:rPr>
-              <w:t>89</w:t>
+              <w:t>70</w:t>
             </w:r>
           </w:p>
         </w:tc>
@@ -7956,7 +6792,7 @@
                 <w:b w:val="0"/>
                 <w:sz w:val="17"/>
               </w:rPr>
-              <w:t>90</w:t>
+              <w:t>71</w:t>
             </w:r>
           </w:p>
         </w:tc>
@@ -8018,7 +6854,7 @@
                 <w:b w:val="0"/>
                 <w:sz w:val="17"/>
               </w:rPr>
-              <w:t>91</w:t>
+              <w:t>72</w:t>
             </w:r>
           </w:p>
         </w:tc>
@@ -8177,7 +7013,7 @@
                 <w:b w:val="0"/>
                 <w:sz w:val="17"/>
               </w:rPr>
-              <w:t>92</w:t>
+              <w:t>73</w:t>
             </w:r>
           </w:p>
         </w:tc>
@@ -8239,7 +7075,7 @@
                 <w:b w:val="0"/>
                 <w:sz w:val="17"/>
               </w:rPr>
-              <w:t>93</w:t>
+              <w:t>74</w:t>
             </w:r>
           </w:p>
         </w:tc>
@@ -8301,7 +7137,7 @@
                 <w:b w:val="0"/>
                 <w:sz w:val="17"/>
               </w:rPr>
-              <w:t>94</w:t>
+              <w:t>75</w:t>
             </w:r>
           </w:p>
         </w:tc>
@@ -8363,7 +7199,7 @@
                 <w:b w:val="0"/>
                 <w:sz w:val="17"/>
               </w:rPr>
-              <w:t>95</w:t>
+              <w:t>76</w:t>
             </w:r>
           </w:p>
         </w:tc>
@@ -8522,7 +7358,7 @@
                 <w:b w:val="0"/>
                 <w:sz w:val="17"/>
               </w:rPr>
-              <w:t>96</w:t>
+              <w:t>77</w:t>
             </w:r>
           </w:p>
         </w:tc>
@@ -8584,7 +7420,7 @@
                 <w:b w:val="0"/>
                 <w:sz w:val="17"/>
               </w:rPr>
-              <w:t>97</w:t>
+              <w:t>78</w:t>
             </w:r>
           </w:p>
         </w:tc>
@@ -8646,7 +7482,7 @@
                 <w:b w:val="0"/>
                 <w:sz w:val="17"/>
               </w:rPr>
-              <w:t>98</w:t>
+              <w:t>79</w:t>
             </w:r>
           </w:p>
         </w:tc>
@@ -8708,7 +7544,7 @@
                 <w:b w:val="0"/>
                 <w:sz w:val="17"/>
               </w:rPr>
-              <w:t>99</w:t>
+              <w:t>80</w:t>
             </w:r>
           </w:p>
         </w:tc>
@@ -8867,7 +7703,7 @@
                 <w:b w:val="0"/>
                 <w:sz w:val="17"/>
               </w:rPr>
-              <w:t>100</w:t>
+              <w:t>81</w:t>
             </w:r>
           </w:p>
         </w:tc>
@@ -8929,7 +7765,7 @@
                 <w:b w:val="0"/>
                 <w:sz w:val="17"/>
               </w:rPr>
-              <w:t>101</w:t>
+              <w:t>82</w:t>
             </w:r>
           </w:p>
         </w:tc>
@@ -8991,7 +7827,7 @@
                 <w:b w:val="0"/>
                 <w:sz w:val="17"/>
               </w:rPr>
-              <w:t>102</w:t>
+              <w:t>83</w:t>
             </w:r>
           </w:p>
         </w:tc>
@@ -9053,7 +7889,7 @@
                 <w:b w:val="0"/>
                 <w:sz w:val="17"/>
               </w:rPr>
-              <w:t>103</w:t>
+              <w:t>84</w:t>
             </w:r>
           </w:p>
         </w:tc>
@@ -9212,7 +8048,7 @@
                 <w:b w:val="0"/>
                 <w:sz w:val="17"/>
               </w:rPr>
-              <w:t>104</w:t>
+              <w:t>85</w:t>
             </w:r>
           </w:p>
         </w:tc>
@@ -9227,7 +8063,7 @@
                 <w:b w:val="0"/>
                 <w:sz w:val="17"/>
               </w:rPr>
-              <w:t>Proses pengadaan (PR → RFQ → PO → GR → Bill)? Perlu approval bertingkat berdasar nilai?</w:t>
+              <w:t>Untuk alur PR/PO/GRS yang sudah dikonfirmasi terintegrasi: berapa ambang nilai per level approval, dan siapa approver di tiap level?</w:t>
             </w:r>
           </w:p>
         </w:tc>
@@ -9243,7 +8079,7 @@
                 <w:color w:val="555555"/>
                 <w:sz w:val="16"/>
               </w:rPr>
-              <w:t>Menentukan alur &amp; approval purchase.</w:t>
+              <w:t>Menentukan matriks approval purchase.</w:t>
             </w:r>
           </w:p>
         </w:tc>
@@ -9274,7 +8110,7 @@
                 <w:b w:val="0"/>
                 <w:sz w:val="17"/>
               </w:rPr>
-              <w:t>105</w:t>
+              <w:t>86</w:t>
             </w:r>
           </w:p>
         </w:tc>
@@ -9336,7 +8172,7 @@
                 <w:b w:val="0"/>
                 <w:sz w:val="17"/>
               </w:rPr>
-              <w:t>106</w:t>
+              <w:t>87</w:t>
             </w:r>
           </w:p>
         </w:tc>
@@ -9495,7 +8331,7 @@
                 <w:b w:val="0"/>
                 <w:sz w:val="17"/>
               </w:rPr>
-              <w:t>107</w:t>
+              <w:t>88</w:t>
             </w:r>
           </w:p>
         </w:tc>
@@ -9557,7 +8393,7 @@
                 <w:b w:val="0"/>
                 <w:sz w:val="17"/>
               </w:rPr>
-              <w:t>108</w:t>
+              <w:t>89</w:t>
             </w:r>
           </w:p>
         </w:tc>
@@ -9619,7 +8455,7 @@
                 <w:b w:val="0"/>
                 <w:sz w:val="17"/>
               </w:rPr>
-              <w:t>109</w:t>
+              <w:t>90</w:t>
             </w:r>
           </w:p>
         </w:tc>
@@ -9681,7 +8517,7 @@
                 <w:b w:val="0"/>
                 <w:sz w:val="17"/>
               </w:rPr>
-              <w:t>110</w:t>
+              <w:t>91</w:t>
             </w:r>
           </w:p>
         </w:tc>
@@ -9840,7 +8676,7 @@
                 <w:b w:val="0"/>
                 <w:sz w:val="17"/>
               </w:rPr>
-              <w:t>111</w:t>
+              <w:t>92</w:t>
             </w:r>
           </w:p>
         </w:tc>
@@ -9902,7 +8738,7 @@
                 <w:b w:val="0"/>
                 <w:sz w:val="17"/>
               </w:rPr>
-              <w:t>112</w:t>
+              <w:t>93</w:t>
             </w:r>
           </w:p>
         </w:tc>
@@ -10078,7 +8914,7 @@
                 <w:b w:val="0"/>
                 <w:sz w:val="17"/>
               </w:rPr>
-              <w:t>113</w:t>
+              <w:t>94</w:t>
             </w:r>
           </w:p>
         </w:tc>
@@ -10093,7 +8929,7 @@
                 <w:b w:val="0"/>
                 <w:sz w:val="17"/>
               </w:rPr>
-              <w:t>Apakah perusahaan PKP &amp; menerbitkan e-Faktur via CORETAX? Volume faktur per bulan?</w:t>
+              <w:t>Sudah dikonfirmasi nomor faktur dari CORETAX "dimasukkan ke sistem" (input manual). Apakah artinya faktur tetap diterbitkan lewat portal CORETAX lalu nomornya dicatat balik ke invoice Odoo, ATAU justru Odoo yang akan meng-generate XML untuk diunggah ke CORETAX (seperti modul ini dibangun)? Mohon konfirmasi arah proses.</w:t>
             </w:r>
           </w:p>
         </w:tc>
@@ -10109,7 +8945,7 @@
                 <w:color w:val="555555"/>
                 <w:sz w:val="16"/>
               </w:rPr>
-              <w:t>Menentukan kebutuhan &amp; skala ekspor.</w:t>
+              <w:t>Menentukan arah integrasi: import nomor faktur vs export XML e-Faktur — berdampak besar ke desain modul.</w:t>
             </w:r>
           </w:p>
         </w:tc>
@@ -10140,7 +8976,7 @@
                 <w:b w:val="0"/>
                 <w:sz w:val="17"/>
               </w:rPr>
-              <w:t>114</w:t>
+              <w:t>95</w:t>
             </w:r>
           </w:p>
         </w:tc>
@@ -10155,7 +8991,7 @@
                 <w:b w:val="0"/>
                 <w:sz w:val="17"/>
               </w:rPr>
-              <w:t>Data wajib pajak yang tersedia (NPWP 16 digit/NIK, ID TKU) untuk company &amp; pelanggan?</w:t>
+              <w:t>Volume faktur pajak (keluaran &amp; masukan) per bulan saat ini?</w:t>
             </w:r>
           </w:p>
         </w:tc>
@@ -10171,7 +9007,7 @@
                 <w:color w:val="555555"/>
                 <w:sz w:val="16"/>
               </w:rPr>
-              <w:t>Menentukan kelengkapan master pajak.</w:t>
+              <w:t>Menentukan kebutuhan &amp; skala ekspor/import.</w:t>
             </w:r>
           </w:p>
         </w:tc>
@@ -10202,7 +9038,7 @@
                 <w:b w:val="0"/>
                 <w:sz w:val="17"/>
               </w:rPr>
-              <w:t>115</w:t>
+              <w:t>96</w:t>
             </w:r>
           </w:p>
         </w:tc>
@@ -10217,7 +9053,7 @@
                 <w:b w:val="0"/>
                 <w:sz w:val="17"/>
               </w:rPr>
-              <w:t>Transaction code faktur yang umum dipakai (04 DPP nilai lain, 01, dst) untuk sewa?</w:t>
+              <w:t>Data wajib pajak yang tersedia (NPWP 16 digit/NIK, ID TKU) untuk company &amp; pelanggan?</w:t>
             </w:r>
           </w:p>
         </w:tc>
@@ -10233,7 +9069,7 @@
                 <w:color w:val="555555"/>
                 <w:sz w:val="16"/>
               </w:rPr>
-              <w:t>Menentukan default TrxCode.</w:t>
+              <w:t>Menentukan kelengkapan master pajak.</w:t>
             </w:r>
           </w:p>
         </w:tc>
@@ -10264,7 +9100,7 @@
                 <w:b w:val="0"/>
                 <w:sz w:val="17"/>
               </w:rPr>
-              <w:t>116</w:t>
+              <w:t>97</w:t>
             </w:r>
           </w:p>
         </w:tc>
@@ -10279,7 +9115,7 @@
                 <w:b w:val="0"/>
                 <w:sz w:val="17"/>
               </w:rPr>
-              <w:t>Lampiran SPT mana yang relevan (L9, L3B, L11A Uncollectible/NonPerforming/Promosi/Entertainment, L10A)?</w:t>
+              <w:t>Transaction code faktur yang umum dipakai (04 DPP nilai lain, 01, dst) untuk sewa?</w:t>
             </w:r>
           </w:p>
         </w:tc>
@@ -10295,7 +9131,7 @@
                 <w:color w:val="555555"/>
                 <w:sz w:val="16"/>
               </w:rPr>
-              <w:t>Menentukan register SPT yang dipakai.</w:t>
+              <w:t>Menentukan default TrxCode.</w:t>
             </w:r>
           </w:p>
         </w:tc>
@@ -10326,7 +9162,7 @@
                 <w:b w:val="0"/>
                 <w:sz w:val="17"/>
               </w:rPr>
-              <w:t>117</w:t>
+              <w:t>98</w:t>
             </w:r>
           </w:p>
         </w:tc>
@@ -10341,7 +9177,7 @@
                 <w:b w:val="0"/>
                 <w:sz w:val="17"/>
               </w:rPr>
-              <w:t>Apakah ada retur faktur (kredit) yang perlu diekspor (Retur PM/Lampiran C)?</w:t>
+              <w:t>Lampiran SPT mana yang relevan (L9, L3B, L11A Uncollectible/NonPerforming/Promosi/Entertainment, L10A)?</w:t>
             </w:r>
           </w:p>
         </w:tc>
@@ -10357,7 +9193,7 @@
                 <w:color w:val="555555"/>
                 <w:sz w:val="16"/>
               </w:rPr>
-              <w:t>Menentukan ekspor retur.</w:t>
+              <w:t>Menentukan register SPT yang dipakai.</w:t>
             </w:r>
           </w:p>
         </w:tc>
@@ -10388,7 +9224,69 @@
                 <w:b w:val="0"/>
                 <w:sz w:val="17"/>
               </w:rPr>
-              <w:t>118</w:t>
+              <w:t>99</w:t>
+            </w:r>
+          </w:p>
+        </w:tc>
+        <w:tc>
+          <w:tcPr>
+            <w:tcW w:type="dxa" w:w="5328"/>
+          </w:tcPr>
+          <w:p>
+            <w:r/>
+            <w:r>
+              <w:rPr>
+                <w:b w:val="0"/>
+                <w:sz w:val="17"/>
+              </w:rPr>
+              <w:t>Apakah ada retur faktur (kredit) yang perlu diekspor (Retur PM/Lampiran C)?</w:t>
+            </w:r>
+          </w:p>
+        </w:tc>
+        <w:tc>
+          <w:tcPr>
+            <w:tcW w:type="dxa" w:w="4176"/>
+          </w:tcPr>
+          <w:p>
+            <w:r/>
+            <w:r>
+              <w:rPr>
+                <w:b w:val="0"/>
+                <w:color w:val="555555"/>
+                <w:sz w:val="16"/>
+              </w:rPr>
+              <w:t>Menentukan ekspor retur.</w:t>
+            </w:r>
+          </w:p>
+        </w:tc>
+        <w:tc>
+          <w:tcPr>
+            <w:tcW w:type="dxa" w:w="4464"/>
+          </w:tcPr>
+          <w:p>
+            <w:r/>
+            <w:r>
+              <w:rPr>
+                <w:b w:val="0"/>
+                <w:sz w:val="17"/>
+              </w:rPr>
+            </w:r>
+          </w:p>
+        </w:tc>
+      </w:tr>
+      <w:tr>
+        <w:tc>
+          <w:tcPr>
+            <w:tcW w:type="dxa" w:w="576"/>
+          </w:tcPr>
+          <w:p>
+            <w:r/>
+            <w:r>
+              <w:rPr>
+                <w:b w:val="0"/>
+                <w:sz w:val="17"/>
+              </w:rPr>
+              <w:t>100</w:t>
             </w:r>
           </w:p>
         </w:tc>
@@ -10547,7 +9445,7 @@
                 <w:b w:val="0"/>
                 <w:sz w:val="17"/>
               </w:rPr>
-              <w:t>119</w:t>
+              <w:t>101</w:t>
             </w:r>
           </w:p>
         </w:tc>
@@ -10609,7 +9507,7 @@
                 <w:b w:val="0"/>
                 <w:sz w:val="17"/>
               </w:rPr>
-              <w:t>120</w:t>
+              <w:t>102</w:t>
             </w:r>
           </w:p>
         </w:tc>
@@ -10671,7 +9569,7 @@
                 <w:b w:val="0"/>
                 <w:sz w:val="17"/>
               </w:rPr>
-              <w:t>121</w:t>
+              <w:t>103</w:t>
             </w:r>
           </w:p>
         </w:tc>
@@ -10703,68 +9601,6 @@
                 <w:sz w:val="16"/>
               </w:rPr>
               <w:t>Menentukan fitur self-service.</w:t>
-            </w:r>
-          </w:p>
-        </w:tc>
-        <w:tc>
-          <w:tcPr>
-            <w:tcW w:type="dxa" w:w="4464"/>
-          </w:tcPr>
-          <w:p>
-            <w:r/>
-            <w:r>
-              <w:rPr>
-                <w:b w:val="0"/>
-                <w:sz w:val="17"/>
-              </w:rPr>
-            </w:r>
-          </w:p>
-        </w:tc>
-      </w:tr>
-      <w:tr>
-        <w:tc>
-          <w:tcPr>
-            <w:tcW w:type="dxa" w:w="576"/>
-          </w:tcPr>
-          <w:p>
-            <w:r/>
-            <w:r>
-              <w:rPr>
-                <w:b w:val="0"/>
-                <w:sz w:val="17"/>
-              </w:rPr>
-              <w:t>122</w:t>
-            </w:r>
-          </w:p>
-        </w:tc>
-        <w:tc>
-          <w:tcPr>
-            <w:tcW w:type="dxa" w:w="5328"/>
-          </w:tcPr>
-          <w:p>
-            <w:r/>
-            <w:r>
-              <w:rPr>
-                <w:b w:val="0"/>
-                <w:sz w:val="17"/>
-              </w:rPr>
-              <w:t>Kebijakan pemberian akses portal &amp; keamanan data antar tenant/owner?</w:t>
-            </w:r>
-          </w:p>
-        </w:tc>
-        <w:tc>
-          <w:tcPr>
-            <w:tcW w:type="dxa" w:w="4176"/>
-          </w:tcPr>
-          <w:p>
-            <w:r/>
-            <w:r>
-              <w:rPr>
-                <w:b w:val="0"/>
-                <w:color w:val="555555"/>
-                <w:sz w:val="16"/>
-              </w:rPr>
-              <w:t>Menentukan record rules &amp; onboarding.</w:t>
             </w:r>
           </w:p>
         </w:tc>
@@ -10892,7 +9728,7 @@
                 <w:b w:val="0"/>
                 <w:sz w:val="17"/>
               </w:rPr>
-              <w:t>123</w:t>
+              <w:t>104</w:t>
             </w:r>
           </w:p>
         </w:tc>
@@ -10954,7 +9790,7 @@
                 <w:b w:val="0"/>
                 <w:sz w:val="17"/>
               </w:rPr>
-              <w:t>124</w:t>
+              <w:t>105</w:t>
             </w:r>
           </w:p>
         </w:tc>
@@ -11016,7 +9852,7 @@
                 <w:b w:val="0"/>
                 <w:sz w:val="17"/>
               </w:rPr>
-              <w:t>125</w:t>
+              <w:t>106</w:t>
             </w:r>
           </w:p>
         </w:tc>
@@ -11078,7 +9914,7 @@
                 <w:b w:val="0"/>
                 <w:sz w:val="17"/>
               </w:rPr>
-              <w:t>126</w:t>
+              <w:t>107</w:t>
             </w:r>
           </w:p>
         </w:tc>
@@ -11237,7 +10073,7 @@
                 <w:b w:val="0"/>
                 <w:sz w:val="17"/>
               </w:rPr>
-              <w:t>127</w:t>
+              <w:t>108</w:t>
             </w:r>
           </w:p>
         </w:tc>
@@ -11299,7 +10135,7 @@
                 <w:b w:val="0"/>
                 <w:sz w:val="17"/>
               </w:rPr>
-              <w:t>128</w:t>
+              <w:t>109</w:t>
             </w:r>
           </w:p>
         </w:tc>
@@ -11458,7 +10294,7 @@
                 <w:b w:val="0"/>
                 <w:sz w:val="17"/>
               </w:rPr>
-              <w:t>129</w:t>
+              <w:t>110</w:t>
             </w:r>
           </w:p>
         </w:tc>
@@ -11520,7 +10356,7 @@
                 <w:b w:val="0"/>
                 <w:sz w:val="17"/>
               </w:rPr>
-              <w:t>130</w:t>
+              <w:t>111</w:t>
             </w:r>
           </w:p>
         </w:tc>
@@ -11535,7 +10371,7 @@
                 <w:b w:val="0"/>
                 <w:sz w:val="17"/>
               </w:rPr>
-              <w:t>Saldo awal apa yang perlu dimigrasi (tenant balance, deposit, trust balance, aset &amp; akumulasi, budget)?</w:t>
+              <w:t>Untuk migrasi data historis (sudah dikonfirmasi "ada"): mohon detail per item — saldo awal tenant, deposit, budget berjalan, DAN register fixed asset &amp; akumulasi penyusutan (belum disebutkan sebelumnya) — dalam format apa (Excel/ekspor MRI)?</w:t>
             </w:r>
           </w:p>
         </w:tc>
@@ -11551,7 +10387,7 @@
                 <w:color w:val="555555"/>
                 <w:sz w:val="16"/>
               </w:rPr>
-              <w:t>Menentukan cakupan migrasi &amp; cut-off.</w:t>
+              <w:t>Melengkapi cakupan migrasi khususnya fixed asset yang belum dikonfirmasi, &amp; menentukan format import.</w:t>
             </w:r>
           </w:p>
         </w:tc>
@@ -11582,7 +10418,7 @@
                 <w:b w:val="0"/>
                 <w:sz w:val="17"/>
               </w:rPr>
-              <w:t>131</w:t>
+              <w:t>112</w:t>
             </w:r>
           </w:p>
         </w:tc>
@@ -11644,7 +10480,7 @@
                 <w:b w:val="0"/>
                 <w:sz w:val="17"/>
               </w:rPr>
-              <w:t>132</w:t>
+              <w:t>113</w:t>
             </w:r>
           </w:p>
         </w:tc>
@@ -11659,7 +10495,7 @@
                 <w:b w:val="0"/>
                 <w:sz w:val="17"/>
               </w:rPr>
-              <w:t>Kebijakan penguncian periode akuntansi &amp; siapa yang boleh posting/backdate?</w:t>
+              <w:t>Untuk periode yang sudah dikonfirmasi "dikunci" setelah laporan terbit: siapa saja yang punya hak override/backdate, dan lewat proses apa (approval khusus)?</w:t>
             </w:r>
           </w:p>
         </w:tc>
@@ -11675,7 +10511,7 @@
                 <w:color w:val="555555"/>
                 <w:sz w:val="16"/>
               </w:rPr>
-              <w:t>Menentukan kontrol periode &amp; hak akses.</w:t>
+              <w:t>Menentukan hak akses &amp; audit trail atas pengecualian kunci periode.</w:t>
             </w:r>
           </w:p>
         </w:tc>
@@ -11706,7 +10542,7 @@
                 <w:b w:val="0"/>
                 <w:sz w:val="17"/>
               </w:rPr>
-              <w:t>133</w:t>
+              <w:t>114</w:t>
             </w:r>
           </w:p>
         </w:tc>
@@ -11768,7 +10604,7 @@
                 <w:b w:val="0"/>
                 <w:sz w:val="17"/>
               </w:rPr>
-              <w:t>134</w:t>
+              <w:t>115</w:t>
             </w:r>
           </w:p>
         </w:tc>
@@ -11830,7 +10666,7 @@
                 <w:b w:val="0"/>
                 <w:sz w:val="17"/>
               </w:rPr>
-              <w:t>135</w:t>
+              <w:t>116</w:t>
             </w:r>
           </w:p>
         </w:tc>
@@ -11892,7 +10728,7 @@
                 <w:b w:val="0"/>
                 <w:sz w:val="17"/>
               </w:rPr>
-              <w:t>136</w:t>
+              <w:t>117</w:t>
             </w:r>
           </w:p>
         </w:tc>
@@ -12022,7 +10858,7 @@
           <w:color w:val="555555"/>
           <w:sz w:val="19"/>
         </w:rPr>
-        <w:t>Total pertanyaan: 136. Dokumen ini bersifat living document — dapat ditambah sesuai temuan pada sesi diskusi antara IT, User Operasional, dan Accounting.</w:t>
+        <w:t>Total pertanyaan: 117. Dokumen ini bersifat living document — dapat ditambah sesuai temuan pada sesi diskusi antara IT, User Operasional, dan Accounting.</w:t>
       </w:r>
     </w:p>
     <w:sectPr>
